--- a/docs/Представления_и_данные.docx
+++ b/docs/Представления_и_данные.docx
@@ -461,7 +461,7 @@
         <w:ind w:left="425"/>
       </w:pPr>
       <w:r>
-        <w:t>1.1 Единый реестр данных страниц</w:t>
+        <w:t>1.1 Разделение проекта и единый реестр данных</w:t>
       </w:r>
       <w:r>
         <w:tab/>
@@ -1543,7 +1543,7 @@
     </w:p>
     <w:p>
       <w:r>
-        <w:t>Принципиальное свойство документа — его связь с кодом. Перечень страниц берётся из реестра portal/pages.py, провайдеры — из реестра portal/datasets.py, а источники данных определяются не по документации, а по факту: провайдер каждой страницы выполняется на демонстрационных данных, и SQL-запросы, которые он порождает, перехватываются. Поэтому любое изменение запроса в коде немедленно отражается в таблицах настоящей записки.</w:t>
+        <w:t>Принципиальное свойство документа — его связь с кодом. Перечень страниц берётся из реестра core/pages.py, провайдеры — из реестра core/datasets.py и реестров &lt;app&gt;/datasets.py доменных приложений, а источники данных определяются не по документации, а по факту: провайдер каждой страницы выполняется на демонстрационных данных, и SQL-запросы, которые он порождает, перехватываются. Поэтому любое изменение запроса в коде немедленно отражается в таблицах настоящей записки.</w:t>
       </w:r>
     </w:p>
     <w:p>
@@ -1566,19 +1566,33 @@
         <w:rPr>
           <w:rFonts w:ascii="Times New Roman" w:eastAsia="SimHei" w:hAnsi="Times New Roman" w:cs="Times New Roman"/>
         </w:rPr>
-        <w:t>1.1 Единый реестр данных страниц</w:t>
+        <w:t>1.1 Разделение проекта и единый реестр данных</w:t>
       </w:r>
     </w:p>
     <w:p>
       <w:r>
-        <w:t>На третьем этапе приложение располагало единым реестром страниц portal/pages.py, из которого строились маршруты, представления и перечень страниц документа. Четвёртый этап вводит парный реестр portal/datasets.py — единый реестр данных. Каждой странице, показывающей данные моделей, сопоставлена функция-провайдер контекста с сигнатурой provider(request, **kw): на вход она получает запрос (а для карточек — первичный ключ pk), на выходе возвращает словарь с набором блоков и, при необходимости, пометкой демонстр</w:t>
+        <w:t>Проект организован по ограниченным контекстам предметной области. Помимо ядра core он включает десять доменных приложений: accounts (организации и пользователи), catalog (товарная номенклатура и справочники), trading (запросы, предложения и заказы), logistics (партии, перевозки и инциденты), documents (документооборот и соответствие), messaging (двуязычная переписка), tasks (задачи и уведомления), analytics (показатели и риски), billing (счета и платежи) и system (аудит и параметры системы). Ядро core не со</w:t>
       </w:r>
       <w:r>
-        <w:t>ационного режима.</w:t>
+        <w:t>держит моделей предметной области — в нём собраны общие для всех приложений механизмы: реестр страниц, реестр данных, словари интерфейса, переключение языка и настройка админ-панели.</w:t>
       </w:r>
     </w:p>
     <w:p>
       <w:r>
+        <w:t>Каждое доменное приложение автономно: оно объявляет собственные модели, представления, маршруты с отдельным пространством имён и реестр данных, а связь с ядром ограничена импортом общих конструкторов. Такое разделение снижает связанность: изменение в одном домене не затрагивает остальные. Имена таблиц базы данных при разделении сохранены, поэтому перенос данных не потребовался.</w:t>
+      </w:r>
+    </w:p>
+    <w:p>
+      <w:r>
+        <w:t>На третьем этапе приложение располагало единым реестром страниц core/pages.py, из которого строились маршруты, представления и перечень страниц документа. Четвёртый этап вводит парный реестр данных: общие конструкторы блоков и сводный реестр PAGE_DATA собраны в core/datasets.py, а провайдеры страниц разложены по доменным приложениям в &lt;app&gt;/datasets.py и подключаются в AppConfig.ready() через register_providers(). Каждой странице, показывающей данные моделей, сопоставлена функция-провайдер контекста с сигна</w:t>
+      </w:r>
+      <w:r>
+        <w:t>турой provider(request, **kw): на вход она получает запрос (а для карточек — первичный ключ pk), на выходе возвращает словарь с набором блоков и, при необходимости, пометкой демонстрационного режима.</w:t>
+      </w:r>
+    </w:p>
+    <w:p>
+      <w:r>
+        <w:lastRenderedPageBreak/>
         <w:t>Представление страницы остаётся универсальным: функция _page() берёт запись из реестра страниц, находит провайдера в реестре данных и передаёт полученные блоки в шаблон. Если провайдера нет, страница отрисовывается как прототип. Такое разделение позволяет менять источник данных страницы, не трогая ни маршруты, ни шаблон.</w:t>
       </w:r>
     </w:p>
@@ -1858,7 +1872,6 @@
         <w:rPr>
           <w:rFonts w:ascii="Times New Roman" w:eastAsia="SimHei" w:hAnsi="Times New Roman" w:cs="Times New Roman"/>
         </w:rPr>
-        <w:lastRenderedPageBreak/>
         <w:t>1.2 Формы страниц</w:t>
       </w:r>
     </w:p>
@@ -2241,8 +2254,9 @@
         <w:rPr>
           <w:noProof/>
         </w:rPr>
+        <w:lastRenderedPageBreak/>
         <w:drawing>
-          <wp:inline distT="0" distB="0" distL="0" distR="0" wp14:anchorId="42E90717" wp14:editId="00C1C750">
+          <wp:inline distT="0" distB="0" distL="0" distR="0" wp14:anchorId="63E17BDA" wp14:editId="5C5934DB">
             <wp:extent cx="5544000" cy="2878615"/>
             <wp:effectExtent l="0" t="0" r="0" b="0"/>
             <wp:docPr id="1" name="Picture 1"/>
@@ -2299,7 +2313,6 @@
         <w:rPr>
           <w:rFonts w:ascii="Times New Roman" w:eastAsia="SimHei" w:hAnsi="Times New Roman" w:cs="Times New Roman"/>
         </w:rPr>
-        <w:lastRenderedPageBreak/>
         <w:t>1.3 Режимы доступа</w:t>
       </w:r>
     </w:p>
@@ -4164,7 +4177,7 @@
         </w:rPr>
         <w:lastRenderedPageBreak/>
         <w:drawing>
-          <wp:inline distT="0" distB="0" distL="0" distR="0" wp14:anchorId="25080641" wp14:editId="3FE4BC50">
+          <wp:inline distT="0" distB="0" distL="0" distR="0" wp14:anchorId="654DAD84" wp14:editId="700699BC">
             <wp:extent cx="5544000" cy="3198462"/>
             <wp:effectExtent l="0" t="0" r="0" b="0"/>
             <wp:docPr id="2" name="Picture 2"/>
@@ -4221,7 +4234,7 @@
     </w:p>
     <w:p>
       <w:r>
-        <w:t>В таблицах приведены страницы каждого модуля: номер, название с именем маршрута, адрес, режим доступа, форма и модели-источники. Прочерк в столбце моделей означает страницу-прототип. Модели указаны именами классов из portal/models.py — они однозначно определяют таблицу базы данных.</w:t>
+        <w:t>В таблицах приведены страницы каждого модуля: номер, название с именем маршрута, адрес, режим доступа, форма и модели-источники. Прочерк в столбце моделей означает страницу-прототип. Модели указаны именами классов из &lt;app&gt;/models.py — они однозначно определяют таблицу базы данных.</w:t>
       </w:r>
     </w:p>
     <w:p>
@@ -13096,7 +13109,7 @@
           <w:noProof/>
         </w:rPr>
         <w:drawing>
-          <wp:inline distT="0" distB="0" distL="0" distR="0" wp14:anchorId="45192017" wp14:editId="6FF0FE66">
+          <wp:inline distT="0" distB="0" distL="0" distR="0" wp14:anchorId="4844BA02" wp14:editId="0FA0AA2F">
             <wp:extent cx="5544000" cy="3198462"/>
             <wp:effectExtent l="0" t="0" r="0" b="0"/>
             <wp:docPr id="3" name="Picture 3"/>
@@ -14392,7 +14405,7 @@
     </w:p>
     <w:p>
       <w:r>
-        <w:t>Ниже приведён полный реестр провайдеров данных: для каждой страницы указаны имя функции и состав возвращаемых блоков. Этот перечень формируется программно из portal/datasets.py и служит справочной картой соответствия кода и данных.</w:t>
+        <w:t>Ниже приведён полный реестр провайдеров данных: для каждой страницы указаны имя функции и состав возвращаемых блоков. Этот перечень формируется программно из сводного реестра PAGE_DATA (core/datasets.py) и служит справочной картой соответствия кода и данных.</w:t>
       </w:r>
     </w:p>
     <w:p>
@@ -16935,7 +16948,7 @@
                 <w:sz w:val="20"/>
                 <w:szCs w:val="20"/>
               </w:rPr>
-              <w:t>portal/datasets.py</w:t>
+              <w:t>*/datasets.py</w:t>
             </w:r>
           </w:p>
         </w:tc>
@@ -16955,7 +16968,7 @@
                 <w:sz w:val="20"/>
                 <w:szCs w:val="20"/>
               </w:rPr>
-              <w:t>1467</w:t>
+              <w:t>1648</w:t>
             </w:r>
           </w:p>
         </w:tc>
@@ -16980,7 +16993,7 @@
                 <w:sz w:val="20"/>
                 <w:szCs w:val="20"/>
               </w:rPr>
-              <w:t>portal/views.py</w:t>
+              <w:t>*/views.py</w:t>
             </w:r>
           </w:p>
         </w:tc>
@@ -17000,7 +17013,7 @@
                 <w:sz w:val="20"/>
                 <w:szCs w:val="20"/>
               </w:rPr>
-              <w:t>307</w:t>
+              <w:t>512</w:t>
             </w:r>
           </w:p>
         </w:tc>
@@ -17025,7 +17038,7 @@
                 <w:sz w:val="20"/>
                 <w:szCs w:val="20"/>
               </w:rPr>
-              <w:t>portal/tests_views.py</w:t>
+              <w:t>core/tests/test_views.py</w:t>
             </w:r>
           </w:p>
         </w:tc>
@@ -17045,7 +17058,7 @@
                 <w:sz w:val="20"/>
                 <w:szCs w:val="20"/>
               </w:rPr>
-              <w:t>178</w:t>
+              <w:t>315</w:t>
             </w:r>
           </w:p>
         </w:tc>
@@ -17090,7 +17103,7 @@
                 <w:sz w:val="20"/>
                 <w:szCs w:val="20"/>
               </w:rPr>
-              <w:t>93</w:t>
+              <w:t>92</w:t>
             </w:r>
           </w:p>
         </w:tc>
@@ -17135,7 +17148,7 @@
                 <w:sz w:val="20"/>
                 <w:szCs w:val="20"/>
               </w:rPr>
-              <w:t>82</w:t>
+              <w:t>78</w:t>
             </w:r>
           </w:p>
         </w:tc>
@@ -17166,7 +17179,10 @@
     </w:p>
     <w:p>
       <w:r>
-        <w:t>Введён единый реестр данных portal/datasets.py: каждой странице сопоставлена функция-провайдер контекста, возвращающая набор блоков четырёх видов — сводные показатели, таблица, карточка полей и список. Универсальный шаблон templates/portal/_blocks.html отображает эти блоки, поэтому одна разметка обслуживает и реестры, и карточки, и панели.</w:t>
+        <w:t>Проект разделён на приложения по ограниченным контекстам: ядро core и десять доменных приложений (accounts, catalog, trading, logistics, documents, messaging, tasks, analytics, billing, system). Каждой странице сопоставлена функция-провайдер контекста, возвращающая набор блоков четырёх видов — сводные показатели, таблица, карточка полей и список. Провайдеры лежат в &lt;app&gt;/datasets.py, общие конструкторы блоков и сводный реестр — в core/datasets.py. Универсальный шаблон templates/portal/_blocks.html отображае</w:t>
+      </w:r>
+      <w:r>
+        <w:t>т эти блоки, поэтому одна разметка обслуживает и реестры, и карточки, и панели.</w:t>
       </w:r>
     </w:p>
     <w:p>
@@ -28639,31 +28655,31 @@
       </w:rPr>
     </w:lvl>
   </w:abstractNum>
-  <w:num w:numId="1" w16cid:durableId="1715344470">
+  <w:num w:numId="1" w16cid:durableId="792097483">
     <w:abstractNumId w:val="8"/>
   </w:num>
-  <w:num w:numId="2" w16cid:durableId="119423176">
+  <w:num w:numId="2" w16cid:durableId="811554378">
     <w:abstractNumId w:val="6"/>
   </w:num>
-  <w:num w:numId="3" w16cid:durableId="1310786953">
+  <w:num w:numId="3" w16cid:durableId="266080002">
     <w:abstractNumId w:val="5"/>
   </w:num>
-  <w:num w:numId="4" w16cid:durableId="467362585">
+  <w:num w:numId="4" w16cid:durableId="1396508079">
     <w:abstractNumId w:val="4"/>
   </w:num>
-  <w:num w:numId="5" w16cid:durableId="205416291">
+  <w:num w:numId="5" w16cid:durableId="285241726">
     <w:abstractNumId w:val="7"/>
   </w:num>
-  <w:num w:numId="6" w16cid:durableId="1913464854">
+  <w:num w:numId="6" w16cid:durableId="961350161">
     <w:abstractNumId w:val="3"/>
   </w:num>
-  <w:num w:numId="7" w16cid:durableId="916013450">
+  <w:num w:numId="7" w16cid:durableId="2057118775">
     <w:abstractNumId w:val="2"/>
   </w:num>
-  <w:num w:numId="8" w16cid:durableId="588269167">
+  <w:num w:numId="8" w16cid:durableId="514541111">
     <w:abstractNumId w:val="1"/>
   </w:num>
-  <w:num w:numId="9" w16cid:durableId="770662331">
+  <w:num w:numId="9" w16cid:durableId="1882935151">
     <w:abstractNumId w:val="0"/>
   </w:num>
 </w:numbering>
